--- a/1차 개발 설계서/01 시스템 설계.docx
+++ b/1차 개발 설계서/01 시스템 설계.docx
@@ -12,9 +12,9 @@
     </w:p>
     <w:p>
       <w:r>
-        <w:t>1차 개발 구현 설계 v0.3 · 기준 기능명세서 v2(2026-10-22) 우선</w:t>
+        <w:t>1차 개발 구현 설계 v0.3.1 · 기준 기능명세서 v2.1(2026-10-24) 우선</w:t>
         <w:br/>
-        <w:t>기준일 2026-10-22</w:t>
+        <w:t>기준일 2026-10-24</w:t>
       </w:r>
     </w:p>
     <w:p>
@@ -27,7 +27,7 @@
     </w:p>
     <w:p>
       <w:r>
-        <w:t>At that place 1차 기준은 패키지 내부 기준/기능명세서.md(v2, 2026-10-22)의 F01~F28·P01~P12이며 Android12(API31)+, Asia/Seoul 고정이다. 상위 원본과 동일한 SHA256 사본을 포함한다. v0.3은 2026-10-20 회의 피드백 10건(초대 50회·반복 폐지·일정 시각 제거·수동 일정·UI16/19 통합·보기 방식·길게 눌러 저장·외부 공유 제거·사진5/영상2·장소15)을 반영한 명세 v2를 따른다.</w:t>
+        <w:t>At that place 1차 기준은 패키지 내부 기준/기능명세서.md(v2.1, 2026-10-24)의 F01~F28·P01~P12이며 Android12(API31)+, Asia/Seoul 고정이다. 상위 원본과 동일한 SHA256 사본을 포함한다. v0.3은 2026-10-20 회의 피드백 10건(초대 50회·반복 폐지·일정 시각 제거·수동 일정·UI16/19 통합·보기 방식·길게 눌러 저장·외부 공유 제거·사진5/영상2·장소15)을 반영한 명세 v2를 따른다.</w:t>
       </w:r>
     </w:p>
     <w:p>
@@ -41,6 +41,11 @@
       </w:r>
     </w:p>
     <w:p>
+      <w:r>
+        <w:t>v0.3.1 추가 변경: 초대 관리는 방장 전용 기능에서 모든 현재 참여자의 기능으로 이동했다. API는 member 권한, UI23은 모든 현재 참여자 진입이며 발급자 본인 여부로 취소를 제한하지 않는다. 조회·발급·취소마다 현재 참여와 모임/이용 상태를 재검증한다.</w:t>
+      </w:r>
+    </w:p>
+    <w:p>
       <w:pPr>
         <w:pStyle w:val="Heading1"/>
       </w:pPr>
@@ -50,7 +55,7 @@
     </w:p>
     <w:p>
       <w:r>
-        <w:t>포함: 카카오/Google 로그인, 동의·표시명, 10명 고정 모임, 첫 일정 동시 생성, 초대별 링크/코드(7일·확인 50회), 기간 일정 수동 추가·변경·취소, 카카오맵 장소·수기 등록·방문 예정 시각(일차별 15개), 방문계획, 1~5초 촬영, 기기 파일, 120개 다중 처리(작성자별 방문당 사진5·영상2), 파일별 업로드·검사·재시도, 공동감상(시간순·사람별 묶음), 위치제거 휴대폰 저장, 본인 기록, 3개월 보관, 참여·방장·계정 생명주기, 신고·운영·수동복구·캐시·문의.</w:t>
+        <w:t>포함: 카카오/Google 로그인, 동의·표시명, 10명 고정 모임, 첫 일정 동시 생성, 모든 현재 참여자의 초대 조회·발급·공유·취소(초대별 7일·확인 50회), 기간 일정 수동 추가·변경·취소, 카카오맵 장소·수기 등록·방문 예정 시각(일차별 15개), 방문계획, 1~5초 촬영, 기기 파일, 120개 다중 처리(작성자별 방문당 사진5·영상2), 파일별 업로드·검사·재시도, 공동감상(시간순·사람별 묶음), 위치제거 휴대폰 저장, 본인 기록, 3개월 보관, 참여·방장·계정 생명주기, 신고·운영·수동복구·캐시·문의.</w:t>
       </w:r>
     </w:p>
     <w:p>
@@ -409,7 +414,7 @@
               <w:rPr>
                 <w:sz w:val="16"/>
               </w:rPr>
-              <w:t>설계 자료/프로젝트 소개.pdf</w:t>
+              <w:t>참고 자료/프로젝트 소개.pdf</w:t>
             </w:r>
           </w:p>
         </w:tc>
@@ -463,7 +468,7 @@
               <w:rPr>
                 <w:sz w:val="16"/>
               </w:rPr>
-              <w:t>설계 자료/화면 명세 데이터.xlsx</w:t>
+              <w:t>참고 자료/화면 명세 데이터.xlsx</w:t>
             </w:r>
           </w:p>
         </w:tc>
@@ -517,7 +522,7 @@
               <w:rPr>
                 <w:sz w:val="16"/>
               </w:rPr>
-              <w:t>기능 명세서 자료/ReelSpot-Demo.apk</w:t>
+              <w:t>근거/APK/실행검토.json (과거 APK 관찰; 원본 바이너리 제거)</w:t>
             </w:r>
           </w:p>
         </w:tc>
@@ -571,7 +576,7 @@
               <w:rPr>
                 <w:sz w:val="16"/>
               </w:rPr>
-              <w:t>기능 명세서 자료/artifacts/research/2026-10-17_1차_세부기능_결정근거.md</w:t>
+              <w:t>../기능 명세서/참고 자료/2026-10-17_1차_세부기능_결정근거.md</w:t>
             </w:r>
           </w:p>
         </w:tc>
@@ -625,7 +630,7 @@
               <w:rPr>
                 <w:sz w:val="16"/>
               </w:rPr>
-              <w:t>10월_20일_회의.md</w:t>
+              <w:t>../회의록/10월_20일_회의.md</w:t>
             </w:r>
           </w:p>
         </w:tc>
@@ -679,7 +684,7 @@
               <w:rPr>
                 <w:sz w:val="16"/>
               </w:rPr>
-              <w:t>설계_피드백_검토_및_대응방향.md</w:t>
+              <w:t>../회의록/10월_20일_회의_반영_내역.md</w:t>
             </w:r>
           </w:p>
         </w:tc>
@@ -1269,7 +1274,7 @@
       <w:pStyle w:val="Footer"/>
     </w:pPr>
     <w:r>
-      <w:t xml:space="preserve">At that place · 1차 개발 설계 · 2026-10-22  |  </w:t>
+      <w:t xml:space="preserve">At that place · 1차 개발 설계 · 2026-10-24  |  </w:t>
     </w:r>
     <w:fldSimple w:instr="PAGE"/>
   </w:p>

--- a/1차 개발 설계서/01 시스템 설계.docx
+++ b/1차 개발 설계서/01 시스템 설계.docx
@@ -12,9 +12,9 @@
     </w:p>
     <w:p>
       <w:r>
-        <w:t>1차 개발 구현 설계 v0.3.1 · 기준 기능명세서 v2.1(2026-10-24) 우선</w:t>
+        <w:t>1차 개발 구현 설계 v0.3.2 · 기준 기능명세서 v2.2(2026-10-30) 우선</w:t>
         <w:br/>
-        <w:t>기준일 2026-10-24</w:t>
+        <w:t>기준일 2026-10-30</w:t>
       </w:r>
     </w:p>
     <w:p>
@@ -27,7 +27,7 @@
     </w:p>
     <w:p>
       <w:r>
-        <w:t>At that place 1차 기준은 패키지 내부 기준/기능명세서.md(v2.1, 2026-10-24)의 F01~F28·P01~P12이며 Android12(API31)+, Asia/Seoul 고정이다. 상위 원본과 동일한 SHA256 사본을 포함한다. v0.3은 2026-10-20 회의 피드백 10건(초대 50회·반복 폐지·일정 시각 제거·수동 일정·UI16/19 통합·보기 방식·길게 눌러 저장·외부 공유 제거·사진5/영상2·장소15)을 반영한 명세 v2를 따른다.</w:t>
+        <w:t>At that place 1차 기준은 패키지 내부 기준/기능명세서.md(v2.2, 2026-10-30)의 F01~F28·P01~P12이며 Android12(API31)+, Asia/Seoul 고정이다. 상위 원본과 동일한 SHA256 사본을 포함한다. v0.3은 2026-10-20 회의 피드백 10건(초대 50회·반복 폐지·일정 시각 제거·수동 일정·UI16/19 통합·보기 방식·길게 눌러 저장·외부 공유 제거·사진5/영상2·장소15)을 반영한 명세 v2를 따른다.</w:t>
       </w:r>
     </w:p>
     <w:p>
@@ -42,7 +42,7 @@
     </w:p>
     <w:p>
       <w:r>
-        <w:t>v0.3.1 추가 변경: 초대 관리는 방장 전용 기능에서 모든 현재 참여자의 기능으로 이동했다. API는 member 권한, UI23은 모든 현재 참여자 진입이며 발급자 본인 여부로 취소를 제한하지 않는다. 조회·발급·취소마다 현재 참여와 모임/이용 상태를 재검증한다.</w:t>
+        <w:t>v0.3.2 추가 변경: 초대 관리는 방장 전용 기능에서 모든 현재 참여자의 기능으로 이동했다. API는 member 권한, UI23은 모든 현재 참여자 진입이며 발급자 본인 여부로 취소를 제한하지 않는다. 조회·발급·취소마다 현재 참여와 모임/이용 상태를 재검증한다.</w:t>
       </w:r>
     </w:p>
     <w:p>
@@ -1274,7 +1274,7 @@
       <w:pStyle w:val="Footer"/>
     </w:pPr>
     <w:r>
-      <w:t xml:space="preserve">At that place · 1차 개발 설계 · 2026-10-24  |  </w:t>
+      <w:t xml:space="preserve">At that place · 1차 개발 설계 · 2026-10-30  |  </w:t>
     </w:r>
     <w:fldSimple w:instr="PAGE"/>
   </w:p>
